--- a/public/studentsfinalforms/Form 2 Research Publication Form other than medicla sciences.docx
+++ b/public/studentsfinalforms/Form 2 Research Publication Form other than medicla sciences.docx
@@ -1,6 +1,6 @@
 
 <file path=word/document.xml><?xml version="1.0" encoding="utf-8"?>
-<w:document xmlns:wpc="http://schemas.microsoft.com/office/word/2010/wordprocessingCanvas" xmlns:cx="http://schemas.microsoft.com/office/drawing/2014/chartex" xmlns:cx1="http://schemas.microsoft.com/office/drawing/2015/9/8/chartex" xmlns:cx2="http://schemas.microsoft.com/office/drawing/2015/10/21/chartex" xmlns:cx3="http://schemas.microsoft.com/office/drawing/2016/5/9/chartex" xmlns:cx4="http://schemas.microsoft.com/office/drawing/2016/5/10/chartex" xmlns:cx5="http://schemas.microsoft.com/office/drawing/2016/5/11/chartex" xmlns:cx6="http://schemas.microsoft.com/office/drawing/2016/5/12/chartex" xmlns:cx7="http://schemas.microsoft.com/office/drawing/2016/5/13/chartex" xmlns:cx8="http://schemas.microsoft.com/office/drawing/2016/5/14/chartex" xmlns:mc="http://schemas.openxmlformats.org/markup-compatibility/2006" xmlns:aink="http://schemas.microsoft.com/office/drawing/2016/ink" xmlns:am3d="http://schemas.microsoft.com/office/drawing/2017/model3d" xmlns:o="urn:schemas-microsoft-com:office:office" xmlns:r="http://schemas.openxmlformats.org/officeDocument/2006/relationships" xmlns:m="http://schemas.openxmlformats.org/officeDocument/2006/math" xmlns:v="urn:schemas-microsoft-com:vml" xmlns:wp14="http://schemas.microsoft.com/office/word/2010/wordprocessingDrawing" xmlns:wp="http://schemas.openxmlformats.org/drawingml/2006/wordprocessingDrawing" xmlns:w10="urn:schemas-microsoft-com:office:word" xmlns:w="http://schemas.openxmlformats.org/wordprocessingml/2006/main" xmlns:w14="http://schemas.microsoft.com/office/word/2010/wordml" xmlns:w15="http://schemas.microsoft.com/office/word/2012/wordml" xmlns:w16cex="http://schemas.microsoft.com/office/word/2018/wordml/cex" xmlns:w16cid="http://schemas.microsoft.com/office/word/2016/wordml/cid" xmlns:w16="http://schemas.microsoft.com/office/word/2018/wordml" xmlns:w16sdtdh="http://schemas.microsoft.com/office/word/2020/wordml/sdtdatahash" xmlns:w16se="http://schemas.microsoft.com/office/word/2015/wordml/symex" xmlns:wpg="http://schemas.microsoft.com/office/word/2010/wordprocessingGroup" xmlns:wpi="http://schemas.microsoft.com/office/word/2010/wordprocessingInk" xmlns:wne="http://schemas.microsoft.com/office/word/2006/wordml" xmlns:wps="http://schemas.microsoft.com/office/word/2010/wordprocessingShape" mc:Ignorable="w14 w15 w16se w16cid w16 w16cex w16sdtdh wp14">
+<w:document xmlns:wpc="http://schemas.microsoft.com/office/word/2010/wordprocessingCanvas" xmlns:cx="http://schemas.microsoft.com/office/drawing/2014/chartex" xmlns:cx1="http://schemas.microsoft.com/office/drawing/2015/9/8/chartex" xmlns:cx2="http://schemas.microsoft.com/office/drawing/2015/10/21/chartex" xmlns:cx3="http://schemas.microsoft.com/office/drawing/2016/5/9/chartex" xmlns:cx4="http://schemas.microsoft.com/office/drawing/2016/5/10/chartex" xmlns:cx5="http://schemas.microsoft.com/office/drawing/2016/5/11/chartex" xmlns:cx6="http://schemas.microsoft.com/office/drawing/2016/5/12/chartex" xmlns:cx7="http://schemas.microsoft.com/office/drawing/2016/5/13/chartex" xmlns:cx8="http://schemas.microsoft.com/office/drawing/2016/5/14/chartex" xmlns:mc="http://schemas.openxmlformats.org/markup-compatibility/2006" xmlns:aink="http://schemas.microsoft.com/office/drawing/2016/ink" xmlns:am3d="http://schemas.microsoft.com/office/drawing/2017/model3d" xmlns:o="urn:schemas-microsoft-com:office:office" xmlns:oel="http://schemas.microsoft.com/office/2019/extlst" xmlns:r="http://schemas.openxmlformats.org/officeDocument/2006/relationships" xmlns:m="http://schemas.openxmlformats.org/officeDocument/2006/math" xmlns:v="urn:schemas-microsoft-com:vml" xmlns:wp14="http://schemas.microsoft.com/office/word/2010/wordprocessingDrawing" xmlns:wp="http://schemas.openxmlformats.org/drawingml/2006/wordprocessingDrawing" xmlns:w10="urn:schemas-microsoft-com:office:word" xmlns:w="http://schemas.openxmlformats.org/wordprocessingml/2006/main" xmlns:w14="http://schemas.microsoft.com/office/word/2010/wordml" xmlns:w15="http://schemas.microsoft.com/office/word/2012/wordml" xmlns:w16cex="http://schemas.microsoft.com/office/word/2018/wordml/cex" xmlns:w16cid="http://schemas.microsoft.com/office/word/2016/wordml/cid" xmlns:w16="http://schemas.microsoft.com/office/word/2018/wordml" xmlns:w16du="http://schemas.microsoft.com/office/word/2023/wordml/word16du" xmlns:w16sdtdh="http://schemas.microsoft.com/office/word/2020/wordml/sdtdatahash" xmlns:w16sdtfl="http://schemas.microsoft.com/office/word/2024/wordml/sdtformatlock" xmlns:w16se="http://schemas.microsoft.com/office/word/2015/wordml/symex" xmlns:wpg="http://schemas.microsoft.com/office/word/2010/wordprocessingGroup" xmlns:wpi="http://schemas.microsoft.com/office/word/2010/wordprocessingInk" xmlns:wne="http://schemas.microsoft.com/office/word/2006/wordml" xmlns:wps="http://schemas.microsoft.com/office/word/2010/wordprocessingShape" mc:Ignorable="w14 w15 w16se w16cid w16 w16cex w16sdtdh w16sdtfl w16du wp14">
   <w:body>
     <w:p>
       <w:pPr>
@@ -301,11 +301,7 @@
           <w:tcPr>
             <w:tcW w:w="5309" w:type="dxa"/>
           </w:tcPr>
-          <w:p>
-            <w:r>
-              <w:t xml:space="preserve">Auto fetch from SAP database </w:t>
-            </w:r>
-          </w:p>
+          <w:p/>
         </w:tc>
       </w:tr>
       <w:tr>
@@ -373,11 +369,7 @@
           <w:tcPr>
             <w:tcW w:w="5309" w:type="dxa"/>
           </w:tcPr>
-          <w:p>
-            <w:r>
-              <w:t xml:space="preserve">Auto fetch from SAP database </w:t>
-            </w:r>
-          </w:p>
+          <w:p/>
         </w:tc>
       </w:tr>
       <w:tr>
@@ -402,11 +394,7 @@
           <w:tcPr>
             <w:tcW w:w="5309" w:type="dxa"/>
           </w:tcPr>
-          <w:p>
-            <w:r>
-              <w:t xml:space="preserve">Auto fetch from SAP database </w:t>
-            </w:r>
-          </w:p>
+          <w:p/>
         </w:tc>
       </w:tr>
       <w:tr>
@@ -431,11 +419,7 @@
           <w:tcPr>
             <w:tcW w:w="5309" w:type="dxa"/>
           </w:tcPr>
-          <w:p>
-            <w:r>
-              <w:t xml:space="preserve">Auto fetch from SAP database </w:t>
-            </w:r>
-          </w:p>
+          <w:p/>
         </w:tc>
       </w:tr>
     </w:tbl>
@@ -517,11 +501,7 @@
           <w:tcPr>
             <w:tcW w:w="5309" w:type="dxa"/>
           </w:tcPr>
-          <w:p>
-            <w:r>
-              <w:t xml:space="preserve">Auto fetch from SAP database </w:t>
-            </w:r>
-          </w:p>
+          <w:p/>
         </w:tc>
       </w:tr>
       <w:tr>
@@ -592,11 +572,7 @@
           <w:tcPr>
             <w:tcW w:w="5309" w:type="dxa"/>
           </w:tcPr>
-          <w:p>
-            <w:r>
-              <w:t xml:space="preserve">Auto fetch from SAP database </w:t>
-            </w:r>
-          </w:p>
+          <w:p/>
         </w:tc>
       </w:tr>
       <w:tr>
@@ -621,11 +597,7 @@
           <w:tcPr>
             <w:tcW w:w="5309" w:type="dxa"/>
           </w:tcPr>
-          <w:p>
-            <w:r>
-              <w:t xml:space="preserve">Auto fetch from SAP database </w:t>
-            </w:r>
-          </w:p>
+          <w:p/>
         </w:tc>
       </w:tr>
       <w:tr>
@@ -650,11 +622,7 @@
           <w:tcPr>
             <w:tcW w:w="5309" w:type="dxa"/>
           </w:tcPr>
-          <w:p>
-            <w:r>
-              <w:t xml:space="preserve">Auto fetch from SAP database </w:t>
-            </w:r>
-          </w:p>
+          <w:p/>
         </w:tc>
       </w:tr>
     </w:tbl>
@@ -945,11 +913,7 @@
           <w:tcPr>
             <w:tcW w:w="5309" w:type="dxa"/>
           </w:tcPr>
-          <w:p>
-            <w:r>
-              <w:t xml:space="preserve">Auto fetch from SAP database </w:t>
-            </w:r>
-          </w:p>
+          <w:p/>
         </w:tc>
       </w:tr>
       <w:tr>
@@ -1020,11 +984,7 @@
           <w:tcPr>
             <w:tcW w:w="5309" w:type="dxa"/>
           </w:tcPr>
-          <w:p>
-            <w:r>
-              <w:t xml:space="preserve">Auto fetch from SAP database </w:t>
-            </w:r>
-          </w:p>
+          <w:p/>
         </w:tc>
       </w:tr>
       <w:tr>
@@ -1049,11 +1009,7 @@
           <w:tcPr>
             <w:tcW w:w="5309" w:type="dxa"/>
           </w:tcPr>
-          <w:p>
-            <w:r>
-              <w:t xml:space="preserve">Auto fetch from SAP database </w:t>
-            </w:r>
-          </w:p>
+          <w:p/>
         </w:tc>
       </w:tr>
       <w:tr>
@@ -1078,11 +1034,7 @@
           <w:tcPr>
             <w:tcW w:w="5309" w:type="dxa"/>
           </w:tcPr>
-          <w:p>
-            <w:r>
-              <w:t xml:space="preserve">Auto fetch from SAP database </w:t>
-            </w:r>
-          </w:p>
+          <w:p/>
         </w:tc>
       </w:tr>
     </w:tbl>
@@ -1413,7 +1365,7 @@
               </wp:anchor>
             </w:drawing>
           </mc:Choice>
-          <mc:Fallback xmlns:oel="http://schemas.microsoft.com/office/2019/extlst" xmlns:w16du="http://schemas.microsoft.com/office/word/2023/wordml/word16du" xmlns:w16sdtfl="http://schemas.microsoft.com/office/word/2024/wordml/sdtformatlock">
+          <mc:Fallback>
             <w:pict>
               <v:rect w14:anchorId="7E71DAEA" id="Rectangle 1" o:spid="_x0000_s1026" style="position:absolute;margin-left:0;margin-top:23pt;width:470.5pt;height:45.45pt;z-index:251679744;visibility:visible;mso-wrap-style:square;mso-height-percent:0;mso-wrap-distance-left:9pt;mso-wrap-distance-top:0;mso-wrap-distance-right:9pt;mso-wrap-distance-bottom:0;mso-position-horizontal:left;mso-position-horizontal-relative:margin;mso-position-vertical:absolute;mso-position-vertical-relative:text;mso-height-percent:0;mso-height-relative:margin;v-text-anchor:middle" o:gfxdata="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" filled="f" strokecolor="#09101d [484]" strokeweight="1pt">
                 <w10:wrap anchorx="margin"/>
@@ -1705,7 +1657,7 @@
               </wp:anchor>
             </w:drawing>
           </mc:Choice>
-          <mc:Fallback xmlns:oel="http://schemas.microsoft.com/office/2019/extlst" xmlns:w16du="http://schemas.microsoft.com/office/word/2023/wordml/word16du" xmlns:w16sdtfl="http://schemas.microsoft.com/office/word/2024/wordml/sdtformatlock">
+          <mc:Fallback>
             <w:pict>
               <v:line w14:anchorId="4D389598" id="Straight Connector 2" o:spid="_x0000_s1026" style="position:absolute;z-index:251681792;visibility:visible;mso-wrap-style:square;mso-width-percent:0;mso-height-percent:0;mso-wrap-distance-left:9pt;mso-wrap-distance-top:0;mso-wrap-distance-right:9pt;mso-wrap-distance-bottom:0;mso-position-horizontal:absolute;mso-position-horizontal-relative:text;mso-position-vertical:absolute;mso-position-vertical-relative:text;mso-width-percent:0;mso-height-percent:0;mso-width-relative:margin;mso-height-relative:margin" from="273.8pt,12.8pt" to="449.7pt,12.8pt" o:gfxdata="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" strokecolor="black [3200]" strokeweight=".5pt">
                 <v:stroke joinstyle="miter"/>
@@ -2833,7 +2785,7 @@
               </wp:anchor>
             </w:drawing>
           </mc:Choice>
-          <mc:Fallback xmlns:oel="http://schemas.microsoft.com/office/2019/extlst" xmlns:w16du="http://schemas.microsoft.com/office/word/2023/wordml/word16du" xmlns:w16sdtfl="http://schemas.microsoft.com/office/word/2024/wordml/sdtformatlock">
+          <mc:Fallback>
             <w:pict>
               <v:rect w14:anchorId="06C87228" id="Rectangle 1" o:spid="_x0000_s1026" style="position:absolute;margin-left:0;margin-top:0;width:424.5pt;height:54.75pt;z-index:251692032;visibility:visible;mso-wrap-style:square;mso-wrap-distance-left:9pt;mso-wrap-distance-top:0;mso-wrap-distance-right:9pt;mso-wrap-distance-bottom:0;mso-position-horizontal:absolute;mso-position-horizontal-relative:text;mso-position-vertical:absolute;mso-position-vertical-relative:text;v-text-anchor:middle" o:gfxdata="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" filled="f" strokecolor="black [3213]" strokeweight="1pt"/>
             </w:pict>
@@ -3055,7 +3007,7 @@
               </wp:anchor>
             </w:drawing>
           </mc:Choice>
-          <mc:Fallback xmlns:oel="http://schemas.microsoft.com/office/2019/extlst" xmlns:w16du="http://schemas.microsoft.com/office/word/2023/wordml/word16du" xmlns:w16sdtfl="http://schemas.microsoft.com/office/word/2024/wordml/sdtformatlock">
+          <mc:Fallback>
             <w:pict>
               <v:rect w14:anchorId="22185E66" id="Rectangle 1" o:spid="_x0000_s1026" style="position:absolute;margin-left:0;margin-top:-.05pt;width:433.5pt;height:50.25pt;z-index:251694080;visibility:visible;mso-wrap-style:square;mso-wrap-distance-left:9pt;mso-wrap-distance-top:0;mso-wrap-distance-right:9pt;mso-wrap-distance-bottom:0;mso-position-horizontal:absolute;mso-position-horizontal-relative:text;mso-position-vertical:absolute;mso-position-vertical-relative:text;v-text-anchor:middle" o:gfxdata="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" filled="f" strokecolor="black [3213]" strokeweight="1pt"/>
             </w:pict>
@@ -3265,7 +3217,7 @@
               </wp:anchor>
             </w:drawing>
           </mc:Choice>
-          <mc:Fallback xmlns:oel="http://schemas.microsoft.com/office/2019/extlst" xmlns:w16du="http://schemas.microsoft.com/office/word/2023/wordml/word16du" xmlns:w16sdtfl="http://schemas.microsoft.com/office/word/2024/wordml/sdtformatlock">
+          <mc:Fallback>
             <w:pict>
               <v:rect w14:anchorId="6BB38FAD" id="Rectangle 1" o:spid="_x0000_s1026" style="position:absolute;margin-left:0;margin-top:-.05pt;width:424.5pt;height:54.75pt;z-index:251667456;visibility:visible;mso-wrap-style:square;mso-wrap-distance-left:9pt;mso-wrap-distance-top:0;mso-wrap-distance-right:9pt;mso-wrap-distance-bottom:0;mso-position-horizontal:absolute;mso-position-horizontal-relative:text;mso-position-vertical:absolute;mso-position-vertical-relative:text;v-text-anchor:middle" o:gfxdata="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" filled="f" strokecolor="black [3213]" strokeweight="1pt"/>
             </w:pict>
@@ -3475,7 +3427,7 @@
               </wp:anchor>
             </w:drawing>
           </mc:Choice>
-          <mc:Fallback xmlns:oel="http://schemas.microsoft.com/office/2019/extlst" xmlns:w16du="http://schemas.microsoft.com/office/word/2023/wordml/word16du" xmlns:w16sdtfl="http://schemas.microsoft.com/office/word/2024/wordml/sdtformatlock">
+          <mc:Fallback>
             <w:pict>
               <v:rect w14:anchorId="645F9746" id="Rectangle 1" o:spid="_x0000_s1026" style="position:absolute;margin-left:0;margin-top:-.05pt;width:433.5pt;height:50.25pt;z-index:251683840;visibility:visible;mso-wrap-style:square;mso-wrap-distance-left:9pt;mso-wrap-distance-top:0;mso-wrap-distance-right:9pt;mso-wrap-distance-bottom:0;mso-position-horizontal:absolute;mso-position-horizontal-relative:text;mso-position-vertical:absolute;mso-position-vertical-relative:text;v-text-anchor:middle" o:gfxdata="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" filled="f" strokecolor="black [3213]" strokeweight="1pt"/>
             </w:pict>
@@ -3753,7 +3705,7 @@
               </wp:anchor>
             </w:drawing>
           </mc:Choice>
-          <mc:Fallback xmlns:oel="http://schemas.microsoft.com/office/2019/extlst" xmlns:w16du="http://schemas.microsoft.com/office/word/2023/wordml/word16du" xmlns:w16sdtfl="http://schemas.microsoft.com/office/word/2024/wordml/sdtformatlock">
+          <mc:Fallback>
             <w:pict>
               <v:rect w14:anchorId="264CE183" id="Rectangle 1" o:spid="_x0000_s1026" style="position:absolute;margin-left:0;margin-top:0;width:470.5pt;height:54.4pt;z-index:251687936;visibility:visible;mso-wrap-style:square;mso-wrap-distance-left:9pt;mso-wrap-distance-top:0;mso-wrap-distance-right:9pt;mso-wrap-distance-bottom:0;mso-position-horizontal:absolute;mso-position-horizontal-relative:text;mso-position-vertical:absolute;mso-position-vertical-relative:text;v-text-anchor:middle" o:gfxdata="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" filled="f" strokecolor="#09101d [484]" strokeweight="1pt"/>
             </w:pict>
@@ -4037,7 +3989,7 @@
 </file>
 
 <file path=word/numbering.xml><?xml version="1.0" encoding="utf-8"?>
-<w:numbering xmlns:wpc="http://schemas.microsoft.com/office/word/2010/wordprocessingCanvas" xmlns:cx="http://schemas.microsoft.com/office/drawing/2014/chartex" xmlns:cx1="http://schemas.microsoft.com/office/drawing/2015/9/8/chartex" xmlns:cx2="http://schemas.microsoft.com/office/drawing/2015/10/21/chartex" xmlns:cx3="http://schemas.microsoft.com/office/drawing/2016/5/9/chartex" xmlns:cx4="http://schemas.microsoft.com/office/drawing/2016/5/10/chartex" xmlns:cx5="http://schemas.microsoft.com/office/drawing/2016/5/11/chartex" xmlns:cx6="http://schemas.microsoft.com/office/drawing/2016/5/12/chartex" xmlns:cx7="http://schemas.microsoft.com/office/drawing/2016/5/13/chartex" xmlns:cx8="http://schemas.microsoft.com/office/drawing/2016/5/14/chartex" xmlns:mc="http://schemas.openxmlformats.org/markup-compatibility/2006" xmlns:aink="http://schemas.microsoft.com/office/drawing/2016/ink" xmlns:am3d="http://schemas.microsoft.com/office/drawing/2017/model3d" xmlns:o="urn:schemas-microsoft-com:office:office" xmlns:r="http://schemas.openxmlformats.org/officeDocument/2006/relationships" xmlns:m="http://schemas.openxmlformats.org/officeDocument/2006/math" xmlns:v="urn:schemas-microsoft-com:vml" xmlns:wp14="http://schemas.microsoft.com/office/word/2010/wordprocessingDrawing" xmlns:wp="http://schemas.openxmlformats.org/drawingml/2006/wordprocessingDrawing" xmlns:w10="urn:schemas-microsoft-com:office:word" xmlns:w="http://schemas.openxmlformats.org/wordprocessingml/2006/main" xmlns:w14="http://schemas.microsoft.com/office/word/2010/wordml" xmlns:w15="http://schemas.microsoft.com/office/word/2012/wordml" xmlns:w16cex="http://schemas.microsoft.com/office/word/2018/wordml/cex" xmlns:w16cid="http://schemas.microsoft.com/office/word/2016/wordml/cid" xmlns:w16="http://schemas.microsoft.com/office/word/2018/wordml" xmlns:w16sdtdh="http://schemas.microsoft.com/office/word/2020/wordml/sdtdatahash" xmlns:w16se="http://schemas.microsoft.com/office/word/2015/wordml/symex" xmlns:wpg="http://schemas.microsoft.com/office/word/2010/wordprocessingGroup" xmlns:wpi="http://schemas.microsoft.com/office/word/2010/wordprocessingInk" xmlns:wne="http://schemas.microsoft.com/office/word/2006/wordml" xmlns:wps="http://schemas.microsoft.com/office/word/2010/wordprocessingShape" mc:Ignorable="w14 w15 w16se w16cid w16 w16cex w16sdtdh wp14">
+<w:numbering xmlns:wpc="http://schemas.microsoft.com/office/word/2010/wordprocessingCanvas" xmlns:cx="http://schemas.microsoft.com/office/drawing/2014/chartex" xmlns:cx1="http://schemas.microsoft.com/office/drawing/2015/9/8/chartex" xmlns:cx2="http://schemas.microsoft.com/office/drawing/2015/10/21/chartex" xmlns:cx3="http://schemas.microsoft.com/office/drawing/2016/5/9/chartex" xmlns:cx4="http://schemas.microsoft.com/office/drawing/2016/5/10/chartex" xmlns:cx5="http://schemas.microsoft.com/office/drawing/2016/5/11/chartex" xmlns:cx6="http://schemas.microsoft.com/office/drawing/2016/5/12/chartex" xmlns:cx7="http://schemas.microsoft.com/office/drawing/2016/5/13/chartex" xmlns:cx8="http://schemas.microsoft.com/office/drawing/2016/5/14/chartex" xmlns:mc="http://schemas.openxmlformats.org/markup-compatibility/2006" xmlns:aink="http://schemas.microsoft.com/office/drawing/2016/ink" xmlns:am3d="http://schemas.microsoft.com/office/drawing/2017/model3d" xmlns:o="urn:schemas-microsoft-com:office:office" xmlns:oel="http://schemas.microsoft.com/office/2019/extlst" xmlns:r="http://schemas.openxmlformats.org/officeDocument/2006/relationships" xmlns:m="http://schemas.openxmlformats.org/officeDocument/2006/math" xmlns:v="urn:schemas-microsoft-com:vml" xmlns:wp14="http://schemas.microsoft.com/office/word/2010/wordprocessingDrawing" xmlns:wp="http://schemas.openxmlformats.org/drawingml/2006/wordprocessingDrawing" xmlns:w10="urn:schemas-microsoft-com:office:word" xmlns:w="http://schemas.openxmlformats.org/wordprocessingml/2006/main" xmlns:w14="http://schemas.microsoft.com/office/word/2010/wordml" xmlns:w15="http://schemas.microsoft.com/office/word/2012/wordml" xmlns:w16cex="http://schemas.microsoft.com/office/word/2018/wordml/cex" xmlns:w16cid="http://schemas.microsoft.com/office/word/2016/wordml/cid" xmlns:w16="http://schemas.microsoft.com/office/word/2018/wordml" xmlns:w16du="http://schemas.microsoft.com/office/word/2023/wordml/word16du" xmlns:w16sdtdh="http://schemas.microsoft.com/office/word/2020/wordml/sdtdatahash" xmlns:w16sdtfl="http://schemas.microsoft.com/office/word/2024/wordml/sdtformatlock" xmlns:w16se="http://schemas.microsoft.com/office/word/2015/wordml/symex" xmlns:wpg="http://schemas.microsoft.com/office/word/2010/wordprocessingGroup" xmlns:wpi="http://schemas.microsoft.com/office/word/2010/wordprocessingInk" xmlns:wne="http://schemas.microsoft.com/office/word/2006/wordml" xmlns:wps="http://schemas.microsoft.com/office/word/2010/wordprocessingShape" mc:Ignorable="w14 w15 w16se w16cid w16 w16cex w16sdtdh w16sdtfl w16du wp14">
   <w:abstractNum w:abstractNumId="0" w15:restartNumberingAfterBreak="0">
     <w:nsid w:val="225C4FAA"/>
     <w:multiLevelType w:val="hybridMultilevel"/>
@@ -4570,29 +4522,29 @@
       </w:pPr>
     </w:lvl>
   </w:abstractNum>
-  <w:num w:numId="1">
+  <w:num w:numId="1" w16cid:durableId="722366264">
     <w:abstractNumId w:val="1"/>
   </w:num>
-  <w:num w:numId="2">
+  <w:num w:numId="2" w16cid:durableId="2031367223">
     <w:abstractNumId w:val="3"/>
   </w:num>
-  <w:num w:numId="3">
+  <w:num w:numId="3" w16cid:durableId="1132406393">
     <w:abstractNumId w:val="0"/>
   </w:num>
-  <w:num w:numId="4">
+  <w:num w:numId="4" w16cid:durableId="781149193">
     <w:abstractNumId w:val="5"/>
   </w:num>
-  <w:num w:numId="5">
+  <w:num w:numId="5" w16cid:durableId="2142922965">
     <w:abstractNumId w:val="4"/>
   </w:num>
-  <w:num w:numId="6">
+  <w:num w:numId="6" w16cid:durableId="1274247247">
     <w:abstractNumId w:val="2"/>
   </w:num>
 </w:numbering>
 </file>
 
 <file path=word/styles.xml><?xml version="1.0" encoding="utf-8"?>
-<w:styles xmlns:mc="http://schemas.openxmlformats.org/markup-compatibility/2006" xmlns:r="http://schemas.openxmlformats.org/officeDocument/2006/relationships" xmlns:w="http://schemas.openxmlformats.org/wordprocessingml/2006/main" xmlns:w14="http://schemas.microsoft.com/office/word/2010/wordml" xmlns:w15="http://schemas.microsoft.com/office/word/2012/wordml" xmlns:w16cex="http://schemas.microsoft.com/office/word/2018/wordml/cex" xmlns:w16cid="http://schemas.microsoft.com/office/word/2016/wordml/cid" xmlns:w16="http://schemas.microsoft.com/office/word/2018/wordml" xmlns:w16sdtdh="http://schemas.microsoft.com/office/word/2020/wordml/sdtdatahash" xmlns:w16se="http://schemas.microsoft.com/office/word/2015/wordml/symex" mc:Ignorable="w14 w15 w16se w16cid w16 w16cex w16sdtdh">
+<w:styles xmlns:mc="http://schemas.openxmlformats.org/markup-compatibility/2006" xmlns:r="http://schemas.openxmlformats.org/officeDocument/2006/relationships" xmlns:w="http://schemas.openxmlformats.org/wordprocessingml/2006/main" xmlns:w14="http://schemas.microsoft.com/office/word/2010/wordml" xmlns:w15="http://schemas.microsoft.com/office/word/2012/wordml" xmlns:w16cex="http://schemas.microsoft.com/office/word/2018/wordml/cex" xmlns:w16cid="http://schemas.microsoft.com/office/word/2016/wordml/cid" xmlns:w16="http://schemas.microsoft.com/office/word/2018/wordml" xmlns:w16du="http://schemas.microsoft.com/office/word/2023/wordml/word16du" xmlns:w16sdtdh="http://schemas.microsoft.com/office/word/2020/wordml/sdtdatahash" xmlns:w16sdtfl="http://schemas.microsoft.com/office/word/2024/wordml/sdtformatlock" xmlns:w16se="http://schemas.microsoft.com/office/word/2015/wordml/symex" mc:Ignorable="w14 w15 w16se w16cid w16 w16cex w16sdtdh w16sdtfl w16du">
   <w:docDefaults>
     <w:rPrDefault>
       <w:rPr>
